--- a/_site/syllabus-BEE4750-FA26.docx
+++ b/_site/syllabus-BEE4750-FA26.docx
@@ -3667,7 +3667,7 @@
         <w:pStyle w:val="FirstParagraph"/>
       </w:pPr>
       <w:r>
-        <w:t xml:space="preserve">There will be 3 more in-depth computational projects assigned throughout the semester which will require students to apply multiple methods from the course to a particular systems problem. These projects will typically involve the formulation and analysis of a mathematical model for the system of question and will involve the preparation of a short report justifying the model formulation, outlining the methods, and presenting and interpreting results, but the problems will be more open ended than those the homework assignments. Students in BEE 4750 will be able to work in groups of 2 and should submit a group report following the homework guidelines, while students in BEE 5750 must work independently.</w:t>
+        <w:t xml:space="preserve">There will be 2 more in-depth computational projects, each worth 10% of the final grade, assigned throughout the semester which will require students to apply multiple methods from the course to a particular systems problem. These projects will typically involve the formulation and analysis of a mathematical model for the system of question and will involve the preparation of a short report justifying the model formulation, outlining the methods, and presenting and interpreting results, but the problems will be more open ended than those the homework assignments. Students in BEE 4750 will be able to work in groups of 2 and should submit a group report following the homework guidelines, while students in BEE 5750 must work independently.</w:t>
       </w:r>
     </w:p>
     <w:bookmarkEnd w:id="70"/>

--- a/_site/syllabus-BEE4750-FA26.docx
+++ b/_site/syllabus-BEE4750-FA26.docx
@@ -3819,7 +3819,7 @@
         <w:t xml:space="preserve">Proposal Peer Review</w:t>
       </w:r>
       <w:r>
-        <w:t xml:space="preserve">: Each group will be given a proposal from a different group and will be asked to write a peer review based on a provided rubric. The review will be given to the other group as feedback on their project. Each member of the reviewing group will also be asked to submit the proposal to an LLM and will spend time in class discussing and synthesizing the differences between the LLM-generated review and their own. Groups will be evaluated on the consistency of their review with the rubric and a reflection on the LLM reviews,</w:t>
+        <w:t xml:space="preserve">: Each group will be given a proposal from a different group and will be asked to write a peer review based on a provided rubric. The review will be given to the other group as feedback on their project. Each member of the reviewing group will also ask an LLM to write its own proposal on the same topic (without uploading the other group’s proposal), and the group will spend time in class comparing the LLM’s plan with the students’ proposal: where they differ, and when the LLM’s choices are reasonable or the students’ proposal is better. Groups will be evaluated on the consistency of their review with the rubric and a reflection on the LLM comparison,</w:t>
       </w:r>
       <w:r>
         <w:t xml:space="preserve"> </w:t>

--- a/_site/syllabus-BEE4750-FA26.docx
+++ b/_site/syllabus-BEE4750-FA26.docx
@@ -1060,7 +1060,7 @@
         <w:pStyle w:val="FirstParagraph"/>
       </w:pPr>
       <w:r>
-        <w:t xml:space="preserve">This course meets MW from 2:55-4:10pm in 105 Riley-Robb. In addition to the class meetings (a total of 27 lectures, 75 minutes each), the final project will be due during the university finals period. Students can expect to devote, on average, 6 hours of effort during the exam period.</w:t>
+        <w:t xml:space="preserve">This course meets MW from 2:55-4:10pm in 105 Riley-Robb. In addition to the class meetings (28 in total, 75 minutes each), the final project will be due during the university finals period. Students can expect to devote, on average, 6 hours of effort during the exam period.</w:t>
       </w:r>
     </w:p>
     <w:bookmarkEnd w:id="24"/>

--- a/_site/syllabus-BEE4750-FA26.docx
+++ b/_site/syllabus-BEE4750-FA26.docx
@@ -3550,7 +3550,7 @@
         </w:numPr>
       </w:pPr>
       <w:r>
-        <w:t xml:space="preserve">Homework assignments will be distributed as GitHub repositories that you will fork and clone. While GitHub use is not required for the class aside from forking and cloning assignments, students are encouraged to update their GitHub repositories as they work on the assignments; this helps with answering questions, keeping solutions synced across groups, and gives you a backstop in case something goes wrong and you can’t submit your assignment on time.</w:t>
+        <w:t xml:space="preserve">Homework assignments will be distributed as GitHub template repositories that you will copy and clone. While GitHub use is not required for the class aside from copying and cloning assignments, students are encouraged to update their GitHub repositories as they work on the assignments; this helps with answering questions, keeping solutions synced across groups, and gives you a backstop in case something goes wrong and you can’t submit your assignment on time.</w:t>
       </w:r>
     </w:p>
     <w:p>
